--- a/04-other-documents/data-access/03-lettre-collaboration-draft.docx
+++ b/04-other-documents/data-access/03-lettre-collaboration-draft.docx
@@ -349,6 +349,9 @@
   <w:style w:default="1" w:styleId="Normal" w:type="paragraph">
     <w:name w:val="Normal"/>
     <w:qFormat/>
+    <w:pPr>
+      <w:jc w:val="both"/>
+    </w:pPr>
   </w:style>
   <w:style w:styleId="BodyText" w:type="paragraph">
     <w:name w:val="Body Text"/>
@@ -356,6 +359,7 @@
     <w:link w:val="BodyTextChar"/>
     <w:pPr>
       <w:spacing w:after="180" w:before="180"/>
+      <w:jc w:val="both"/>
     </w:pPr>
     <w:qFormat/>
   </w:style>
@@ -364,6 +368,9 @@
     <w:basedOn w:val="BodyText"/>
     <w:next w:val="BodyText"/>
     <w:qFormat/>
+    <w:pPr>
+      <w:jc w:val="both"/>
+    </w:pPr>
   </w:style>
   <w:style w:customStyle="1" w:styleId="Compact" w:type="paragraph">
     <w:name w:val="Compact"/>
@@ -371,6 +378,7 @@
     <w:qFormat/>
     <w:pPr>
       <w:spacing w:after="36" w:before="36"/>
+      <w:jc w:val="both"/>
     </w:pPr>
   </w:style>
   <w:style w:styleId="Title" w:type="paragraph">

--- a/04-other-documents/data-access/03-lettre-collaboration-draft.docx
+++ b/04-other-documents/data-access/03-lettre-collaboration-draft.docx
@@ -25,7 +25,7 @@
           <w:bCs/>
           <w:b/>
         </w:rPr>
-        <w:t xml:space="preserve">Objet : lettre de collaboration - projet COLDSTART, candidature Ambizione FNS (Dr Erol Orel)</w:t>
+        <w:t xml:space="preserve">Objet : lettre de collaboration - projet HEADSTART, candidature Ambizione FNS (Dr Erol Orel)</w:t>
       </w:r>
     </w:p>
     <w:p>
@@ -57,7 +57,7 @@
           <w:bCs/>
           <w:b/>
         </w:rPr>
-        <w:t xml:space="preserve">COLDSTART</w:t>
+        <w:t xml:space="preserve">HEADSTART</w:t>
       </w:r>
       <w:r>
         <w:t xml:space="preserve">, soumis à l’appel Ambizione 2026 du Fonds national</w:t>
